--- a/SQL/SQL_Queries_Explanation_WorkForcePro.docx
+++ b/SQL/SQL_Queries_Explanation_WorkForcePro.docx
@@ -112,7 +112,7 @@
           <w:vertAlign w:val="baseline"/>
           <w:rtl w:val="0"/>
         </w:rPr>
-        <w:t xml:space="preserve">Query 1 – Return all employees and their departments</w:t>
+        <w:t xml:space="preserve">Query 1 – Return all employees and their departments:</w:t>
       </w:r>
     </w:p>
     <w:p>
@@ -333,7 +333,7 @@
           <w:vertAlign w:val="baseline"/>
           <w:rtl w:val="0"/>
         </w:rPr>
-        <w:t xml:space="preserve">Query 2 – Return employees who have completed all assigned trainings</w:t>
+        <w:t xml:space="preserve">Query 2 – Return employees who have completed all assigned trainings:</w:t>
       </w:r>
     </w:p>
     <w:p>
@@ -554,7 +554,7 @@
           <w:vertAlign w:val="baseline"/>
           <w:rtl w:val="0"/>
         </w:rPr>
-        <w:t xml:space="preserve">Query 3 – Count trainings per employee</w:t>
+        <w:t xml:space="preserve">Query 3 – Count trainings per employee:</w:t>
       </w:r>
     </w:p>
     <w:p>
@@ -736,7 +736,7 @@
           <w:vertAlign w:val="baseline"/>
           <w:rtl w:val="0"/>
         </w:rPr>
-        <w:t xml:space="preserve">Query 4 – Certifications expiring within 30 days</w:t>
+        <w:t xml:space="preserve">Query 4 – Certifications expiring within 30 days:</w:t>
       </w:r>
     </w:p>
     <w:p>
@@ -918,7 +918,7 @@
           <w:vertAlign w:val="baseline"/>
           <w:rtl w:val="0"/>
         </w:rPr>
-        <w:t xml:space="preserve">Query 5 – Employees with overdue trainings</w:t>
+        <w:t xml:space="preserve">Query 5 – Employees with overdue trainings:</w:t>
       </w:r>
     </w:p>
     <w:p>
@@ -1125,7 +1125,7 @@
           <w:vertAlign w:val="baseline"/>
           <w:rtl w:val="0"/>
         </w:rPr>
-        <w:t xml:space="preserve">Query 6 – Top 5 employees by completed trainings</w:t>
+        <w:t xml:space="preserve">Query 6 – Top 5 employees by completed trainings:</w:t>
       </w:r>
     </w:p>
     <w:p>
